--- a/manuscript/chapter-16-the-chamber-of-spirits.docx
+++ b/manuscript/chapter-16-the-chamber-of-spirits.docx
@@ -12,7 +12,7 @@
     </w:p>
     <w:p>
       <w:r>
-        <w:t>The ceremony ended without ending.</w:t>
+        <w:t>Rohan kept replaying the ceremony, but every replay became less reliable. The events had been visible to everyone and understood by almost no one. He remembered the Grandmaster's hand, the sword, Master Vayun's stillness—but not the order in which the impossible had happened.</w:t>
       </w:r>
     </w:p>
     <w:p>
@@ -32,27 +32,17 @@
     </w:p>
     <w:p>
       <w:r>
-        <w:t>Rohan rose from beside Master Vayun. "Where?"</w:t>
-      </w:r>
-    </w:p>
-    <w:p>
-      <w:r>
-        <w:t>"The Chamber of Spirits."</w:t>
-      </w:r>
-    </w:p>
-    <w:p>
-      <w:r>
-        <w:t>The invitation struck him with a force greater than the ceremony. He had heard of the chamber, but only in the way Ashoka representatives heard of places they were not meant to enter: through unfinished stories, lowered voices, and warnings that became less useful the more seriously they were given.</w:t>
-      </w:r>
-    </w:p>
-    <w:p>
-      <w:r>
-        <w:t>The Chamber of Spirits was where the Ashoka Grandmasters received no delegations. It was where old decisions were remembered, where the names of the dead were kept without being carved into public walls, and where the most senior practitioners could speak without an audience turning their words into a weapon.</w:t>
-      </w:r>
-    </w:p>
-    <w:p>
-      <w:r>
-        <w:t>Rohan followed.</w:t>
+        <w:t>Rohan rose at once and followed.</w:t>
+      </w:r>
+    </w:p>
+    <w:p>
+      <w:r>
+        <w:t>The invitation struck him with a force greater than the ceremony. He had heard of the Chamber of Spirits, but only in the way Ashoka representatives heard of places they were not meant to enter: through unfinished stories, lowered voices, and warnings that became less useful the more seriously they were given.</w:t>
+      </w:r>
+    </w:p>
+    <w:p>
+      <w:r>
+        <w:t>The Chamber of Spirits was where the Ashoka Grandmasters received no delegations. It was where old decisions were remembered, where the names of the dead were kept without being carved into public walls, and where Ashoka's most trusted guardians could speak without an audience turning their words into a weapon.</w:t>
       </w:r>
     </w:p>
     <w:p>
@@ -277,7 +267,7 @@
     </w:p>
     <w:p>
       <w:r>
-        <w:t>A volunteer carried a bundle of young bamboo shoots into the center of the dojo. They were green, narrow, and flexible, each one no thicker than a finger. The Grandmaster stood before them in a plain white kimono, her new black belt tied at the waist. There was no weapon, no opponent, and no visible challenge beyond the fragile stems.</w:t>
+        <w:t>A volunteer carried a bundle of young bamboo shoots into the center of the dojo. They were green, narrow, and flexible, each one no thicker than a finger. The Grandmaster stood before them in a plain white kimono, her existing seventh-dan black belt tied at the waist. There was no weapon, no opponent, and no visible challenge beyond the fragile stems.</w:t>
       </w:r>
     </w:p>
     <w:p>
@@ -382,12 +372,12 @@
     </w:p>
     <w:p>
       <w:r>
-        <w:t>The Grandmaster continued eating as if the bamboo had never happened.</w:t>
-      </w:r>
-    </w:p>
-    <w:p>
-      <w:r>
-        <w:t>"The second test measured timing," she said. "The cut mattered less than the moment she chose to make it."</w:t>
+        <w:t>The Grandmaster lowered her hand without comment, as though splitting the bamboo had required no more effort than lifting her cup.</w:t>
+      </w:r>
+    </w:p>
+    <w:p>
+      <w:r>
+        <w:t>"The second test measured timing," Master Vayun said. "The cut mattered less than the moment she chose to make it."</w:t>
       </w:r>
     </w:p>
     <w:p>
@@ -662,47 +652,17 @@
     </w:p>
     <w:p>
       <w:r>
-        <w:t>The Grandmaster was no longer at the table.</w:t>
-      </w:r>
-    </w:p>
-    <w:p>
-      <w:r>
-        <w:t>Neither was Master Vayun.</w:t>
-      </w:r>
-    </w:p>
-    <w:p>
-      <w:r>
-        <w:t>Their footsteps approached from the far corridor, measured and unhurried. Rohan set down his cup and turned toward the sound.</w:t>
-      </w:r>
-    </w:p>
-    <w:p>
-      <w:r>
-        <w:t>The Chamber of Spirits had been quiet when he entered. Now the statues seemed to be watching the doorway with him.</w:t>
-      </w:r>
-    </w:p>
-    <w:p>
-      <w:r>
-        <w:t>The Grandmaster appeared first.</w:t>
-      </w:r>
-    </w:p>
-    <w:p>
-      <w:r>
-        <w:t>Master Vayun walked beside her.</w:t>
-      </w:r>
-    </w:p>
-    <w:p>
-      <w:r>
-        <w:t>Rohan stood.</w:t>
-      </w:r>
-    </w:p>
-    <w:p>
-      <w:r>
-        <w:t>The meal had been an honor. The memory had been a lesson. Their footsteps carried the next question toward him.</w:t>
-      </w:r>
-    </w:p>
-    <w:p>
-      <w:r>
-        <w:t>The Grandmaster returned to her place at the table. Master Vayun sat beside her, and for a moment neither spoke. The statues watched from their alcoves, ten silent witnesses to a conversation that had already begun before Rohan entered the room.</w:t>
+        <w:t>The Grandmaster and Master Vayun were still seated at the table, exactly where he had left them. The meal had gone quiet. The statues watched from their alcoves, ten silent witnesses to a conversation that had begun before Rohan entered the room.</w:t>
+      </w:r>
+    </w:p>
+    <w:p>
+      <w:r>
+        <w:t>Rohan set down his cup and straightened.</w:t>
+      </w:r>
+    </w:p>
+    <w:p>
+      <w:r>
+        <w:t>The meal had been an honor. The memory had been a lesson. Now both seemed to be preparing him for the question waiting between them.</w:t>
       </w:r>
     </w:p>
     <w:p>
@@ -732,7 +692,7 @@
     </w:p>
     <w:p>
       <w:r>
-        <w:t>"I am glad you have already decided to help Elara," she continued. "Not because Ashoka should take Drona's place, and not because you should become an instrument of her judgment. She needs someone who can test what she sees without dismissing it, and act when the evidence requires action. The balance may depend on whether people like you are willing to stand between duty and obedience."</w:t>
+        <w:t>"I am glad you have already decided to help Elara," she continued. "Not because Ashoka should take Drona's place, and not because you should become an instrument of her judgment. She needs someone who can test what she sees without dismissing it, and act when the evidence requires action. The balance may depend on whether you are willing to stand between duty and obedience."</w:t>
       </w:r>
     </w:p>
     <w:p>
@@ -827,7 +787,7 @@
     </w:p>
     <w:p>
       <w:r>
-        <w:t>"Why did you go?"</w:t>
+        <w:t>"Why did you step forward?"</w:t>
       </w:r>
     </w:p>
     <w:p>
@@ -847,7 +807,7 @@
     </w:p>
     <w:p>
       <w:r>
-        <w:t>On the walk back to his quarters, the last few days played through him in fragments: Elara's hand over the record, the boys emerging from the mine, the black king in Ravi's room, Daren moving through systems that bent around him, the bamboo cracking in the Grandmaster's hand, steel dividing without impact, and Master Vayun stopping a fist less than an inch from his face.</w:t>
+        <w:t>On the walk back to his quarters, the last few days played through him in fragments: Elara's hand over the record, the three candidates marked UNASSIGNED, the separation order that had followed, and the library transfer authorized under the letters OG. Each clue pointed toward a design larger than any single administrative decision, but none yet revealed who was moving the pieces or why.</w:t>
       </w:r>
     </w:p>
     <w:p>
@@ -877,7 +837,7 @@
     </w:p>
     <w:p>
       <w:r>
-        <w:t>I believe the record deserves to be preserved. We need to speak before I decide what Ashoka should do with it.</w:t>
+        <w:t>I believe the Initiation record deserves to be preserved. Before I recommend that Ashoka act on it, we need to speak.</w:t>
       </w:r>
     </w:p>
     <w:p>

--- a/manuscript/chapter-16-the-chamber-of-spirits.docx
+++ b/manuscript/chapter-16-the-chamber-of-spirits.docx
@@ -8,6 +8,20 @@
       </w:pPr>
       <w:r>
         <w:t>Chapter 16: The Chamber of Spirits</w:t>
+      </w:r>
+    </w:p>
+    <w:p>
+      <w:r>
+        <w:rPr>
+          <w:i/>
+          <w:color w:val="5C6B7D"/>
+        </w:rPr>
+        <w:t>“My name is Shu Chan,” the old man said. “Where I come from is dust now. I was the last guard of a place that no longer exists. I have been waiting for someone to find me.” He touched Otto’s forehead with one finger, and for a heartbeat Otto stood inside a stillness so deep that the world made sense.</w:t>
+      </w:r>
+    </w:p>
+    <w:p>
+      <w:r>
+        <w:t>— Book 1, Chapter 3: The Initiation</w:t>
       </w:r>
     </w:p>
     <w:p>

--- a/manuscript/chapter-16-the-chamber-of-spirits.docx
+++ b/manuscript/chapter-16-the-chamber-of-spirits.docx
@@ -666,7 +666,7 @@
     </w:p>
     <w:p>
       <w:r>
-        <w:t>The Grandmaster and Master Vayun were still seated at the table, exactly where he had left them. The meal had gone quiet. The statues watched from their alcoves, ten silent witnesses to a conversation that had begun before Rohan entered the room.</w:t>
+        <w:t>The Dhammapala and Master Vayun were still seated at the table, exactly where he had left them. The meal had gone quiet. The statues watched from their alcoves, ten silent witnesses to a conversation that had begun before Rohan entered the room.</w:t>
       </w:r>
     </w:p>
     <w:p>

--- a/manuscript/chapter-16-the-chamber-of-spirits.docx
+++ b/manuscript/chapter-16-the-chamber-of-spirits.docx
@@ -81,57 +81,32 @@
     </w:p>
     <w:p>
       <w:r>
-        <w:t>Ten statues stood in recessed alcoves along the walls, each carved from a different stone and each facing the central floor. They were not arranged by century or kingdom. They were arranged by the quality of courage the elders believed each figure had carried into history.</w:t>
-      </w:r>
-    </w:p>
-    <w:p>
-      <w:r>
-        <w:t>Chandragupta Maurya stood with one hand resting on the hilt of a plain sword, remembered as the founder who rose from uncertainty and built an empire through will, strategy, and disciplined force.</w:t>
-      </w:r>
-    </w:p>
-    <w:p>
-      <w:r>
-        <w:t>Samudragupta held no weapon at all. His statue carried the posture of a commander whose campaigns had made expansion into a political instrument and whose reach changed the map of ancient India.</w:t>
-      </w:r>
-    </w:p>
-    <w:p>
-      <w:r>
-        <w:t>Prithviraj Chauhan faced the entrance with a drawn bow, remembered for battlefield courage and the fierce independence of a ruler who refused to surrender his kingdom easily.</w:t>
-      </w:r>
-    </w:p>
-    <w:p>
-      <w:r>
-        <w:t>Rani Durgavati stood beside a broken standard, honored for defending her kingdom against a stronger invading force rather than accepting survival at the cost of sovereignty.</w:t>
-      </w:r>
-    </w:p>
-    <w:p>
-      <w:r>
-        <w:t>Maharana Pratap was carved with his shoulders turned toward an unseen enemy, remembered for refusing submission and sustaining resistance through years of hardship.</w:t>
-      </w:r>
-    </w:p>
-    <w:p>
-      <w:r>
-        <w:t>Chhatrapati Shivaji Maharaj held a map beneath one arm and a sword at his side, honored for mobility, intelligence, fortification, and a style of warfare that made a smaller force impossible to dismiss.</w:t>
-      </w:r>
-    </w:p>
-    <w:p>
-      <w:r>
-        <w:t>Baji Prabhu Deshpande stood at the mouth of a mountain pass, remembered for holding a position beyond the limits of the body so that his leader and people could escape.</w:t>
-      </w:r>
-    </w:p>
-    <w:p>
-      <w:r>
-        <w:t>Rani Abbakka Chowta faced the sea, honored as a ruler who resisted Portuguese power and refused to let a larger empire decide the future of her coast.</w:t>
-      </w:r>
-    </w:p>
-    <w:p>
-      <w:r>
-        <w:t>Velu Nachiyar held a torch in one hand and a blade in the other, remembered for organizing resistance, reclaiming her kingdom, and turning exile into preparation.</w:t>
+        <w:t>Ten statues stood in recessed alcoves along the walls, each carved from a different stone and each facing the central floor. They had been gathered from every corner of the buried world's memory, kept alive in Ashoka's archives when the rest of that history was sealed away. They were not arranged by century or continent. They were arranged by the quality of courage the elders believed each figure had carried into history.</w:t>
+      </w:r>
+    </w:p>
+    <w:p>
+      <w:r>
+        <w:t>Emperor Ashoka stood first, the gana's own namesake, a sword laid flat across his open palms rather than raised — remembered not for the empire he won but for the war at Kalinga that made him renounce conquest, the victor who judged his own victory and found it wanting.</w:t>
+      </w:r>
+    </w:p>
+    <w:p>
+      <w:r>
+        <w:t>Cincinnatus stood beside a plow, the general of old Rome who had been handed absolute power in a crisis, used it to save his people, and given it back — remembered because the giving back was the rarer strength.</w:t>
+      </w:r>
+    </w:p>
+    <w:p>
+      <w:r>
+        <w:t>Leonidas stood at the mouth of a narrow pass, shield locked, remembered for holding the gap at Thermopylae beyond the limits of the body so that others could live to fight.</w:t>
       </w:r>
     </w:p>
     <w:p>
       <w:r>
         <w:t>Rani Lakshmibai sat astride a stone horse, sword raised, remembered for leading from the front when surrender would have been safer and resistance had become the only honest answer.</w:t>
+      </w:r>
+    </w:p>
+    <w:p>
+      <w:r>
+        <w:t>Between them stood the others, each keeping the single truth the elders had chosen to remember: Saladin, who took back a holy city and refused to let victory become massacre; Joan of Arc, who carried a banner into battle because conviction was her weapon; Yue Fei, whose loyalty belonged to his people rather than to the court that killed him; Kusunoki Masashige, who kept his duty knowing the cause was already lost; Tecumseh, who forbade cruelty to prisoners even in a war for his people's survival; Rani Durgavati, who defended her kingdom rather than accept survival at the cost of sovereignty.</w:t>
       </w:r>
     </w:p>
     <w:p>

--- a/manuscript/chapter-16-the-chamber-of-spirits.docx
+++ b/manuscript/chapter-16-the-chamber-of-spirits.docx
@@ -10,6 +10,7 @@
         <w:t>Chapter 16: The Chamber of Spirits</w:t>
       </w:r>
     </w:p>
+    <w:p/>
     <w:p>
       <w:r>
         <w:rPr>

--- a/manuscript/chapter-16-the-chamber-of-spirits.docx
+++ b/manuscript/chapter-16-the-chamber-of-spirits.docx
@@ -7,6 +7,10 @@
         <w:pStyle w:val="Heading1"/>
       </w:pPr>
       <w:r>
+        <w:rPr>
+          <w:b/>
+          <w:color w:val="000000"/>
+        </w:rPr>
         <w:t>Chapter 16: The Chamber of Spirits</w:t>
       </w:r>
     </w:p>

--- a/manuscript/chapter-16-the-chamber-of-spirits.docx
+++ b/manuscript/chapter-16-the-chamber-of-spirits.docx
@@ -26,6 +26,10 @@
     </w:p>
     <w:p>
       <w:r>
+        <w:rPr>
+          <w:i/>
+          <w:color w:val="5C6B7D"/>
+        </w:rPr>
         <w:t>— Book 1, Chapter 3: The Initiation</w:t>
       </w:r>
     </w:p>

--- a/manuscript/chapter-16-the-chamber-of-spirits.docx
+++ b/manuscript/chapter-16-the-chamber-of-spirits.docx
@@ -730,7 +730,7 @@
     </w:p>
     <w:p>
       <w:r>
-        <w:t>The Grandmaster leaned back slightly. "We have an inkling of the storm that is coming. Elara will need every honest ally she can find if she is to preserve the balance between the ganas. Expect to hear more from us. Until then, do what seems right according to your code of honor."</w:t>
+        <w:t>The Grandmaster leaned back slightly. "We have an inkling of the storm that is coming. Elara will need every honest ally she can find if she is to preserve the balance between the ganas." She glanced once at Vayun, and something already settled passed between them. "Four of Ashoka's investigators will be placed at your disposal — quiet ones, chosen for discretion rather than rank, answerable to you alone. Use them to follow the altered records, the permissions no one signed, and the resources that move without explanation. Expect to hear more from us. Until then, do what seems right according to your code of honor."</w:t>
       </w:r>
     </w:p>
     <w:p>

--- a/manuscript/chapter-16-the-chamber-of-spirits.docx
+++ b/manuscript/chapter-16-the-chamber-of-spirits.docx
@@ -50,7 +50,7 @@
     </w:p>
     <w:p>
       <w:r>
-        <w:t>"Come with me," she said.</w:t>
+        <w:t>"Come with me," she said. "To the Chamber of Spirits."</w:t>
       </w:r>
     </w:p>
     <w:p>
@@ -60,7 +60,7 @@
     </w:p>
     <w:p>
       <w:r>
-        <w:t>The invitation struck him with a force greater than the ceremony. He had heard of the Chamber of Spirits, but only in the way Ashoka representatives heard of places they were not meant to enter: through unfinished stories, lowered voices, and warnings that became less useful the more seriously they were given.</w:t>
+        <w:t>The name struck him with a force greater than the ceremony. He had heard of the Chamber of Spirits, but only in the way Ashoka representatives heard of their house's most sacred ground: through unfinished stories, lowered voices, and the way senior officers ended a conversation rather than speak of the place carelessly. No one had ever warned him away from it. No one had needed to. It was not a place one feared entering. It was a place one did not expect to be worthy of.</w:t>
       </w:r>
     </w:p>
     <w:p>
@@ -90,12 +90,12 @@
     </w:p>
     <w:p>
       <w:r>
-        <w:t>Ten statues stood in recessed alcoves along the walls, each carved from a different stone and each facing the central floor. They had been gathered from every corner of the buried world's memory, kept alive in Ashoka's archives when the rest of that history was sealed away. They were not arranged by century or continent. They were arranged by the quality of courage the elders believed each figure had carried into history.</w:t>
-      </w:r>
-    </w:p>
-    <w:p>
-      <w:r>
-        <w:t>Emperor Ashoka stood first, the gana's own namesake, a sword laid flat across his open palms rather than raised — remembered not for the empire he won but for the war at Kalinga that made him renounce conquest, the victor who judged his own victory and found it wanting.</w:t>
+        <w:t>The chamber was round, and the ten statues stood in a ring around it, each in its own recessed alcove, each carved from a different stone and each facing the central floor. The alcoves were set above the floor, and the figures within them stood larger than life, so that anyone who came to look had to lift his head — the elders had built the room so that no one could study these lives without raising his eyes to do it. From the center of the floor, Rohan could turn in a slow, single circle and meet all ten, the way a person stands surrounded by witnesses. They had been gathered from every corner of the buried world's memory, kept alive in Ashoka's archives when the rest of that history was sealed away. They were not arranged by century or continent. They were arranged by the kind of courage each figure had carried into history — not ranked, for the elders taught that no one courage stood above another, only beside it, and a ring has no head and no foot.</w:t>
+      </w:r>
+    </w:p>
+    <w:p>
+      <w:r>
+        <w:t>Emperor Ashoka stood nearest the doors, the gana's own namesake and every visitor's first meeting, a sword laid flat across his open palms rather than raised — remembered not for the empire he won but for the war at Kalinga that made him renounce conquest, the victor who judged his own victory and found it wanting.</w:t>
       </w:r>
     </w:p>
     <w:p>
@@ -135,6 +135,11 @@
     </w:p>
     <w:p>
       <w:r>
+        <w:t>Cushions were set on three of its sides, and the food was already waiting, steam still rising from the dishes — someone had timed the ceremony's end to the minute. The Grandmaster lowered herself onto the cushion facing the doors as if the room were an old friend, and gestured Rohan toward the place across from her.</w:t>
+      </w:r>
+    </w:p>
+    <w:p>
+      <w:r>
         <w:t>The meal was lavish but carefully arranged: saffron rice, lentils scented with cardamom, vegetables layered with herbs, fresh flatbread, spiced fruit, sweets glazed with honey, and water served in dark crystal cups. Nothing was placed for spectacle. Every dish had been chosen, prepared, and carried into the chamber by people who understood that abundance could be offered without becoming display. Rohan understood the honor precisely because of that. The Grandmaster had invited him into a room where status was stripped down to presence, appetite, and the willingness to sit across from someone without an audience.</w:t>
       </w:r>
     </w:p>
@@ -160,22 +165,22 @@
     </w:p>
     <w:p>
       <w:r>
-        <w:t>"I am a great admirer of Tara," he said.</w:t>
-      </w:r>
-    </w:p>
-    <w:p>
-      <w:r>
-        <w:t>Rohan looked up. "Tara?"</w:t>
-      </w:r>
-    </w:p>
-    <w:p>
-      <w:r>
-        <w:t>For one absurd second, he wondered whether the old master was speaking of a strategist, a commander, or some forgotten practitioner whose name he should have recognized. Then the answer arrived. Vayun meant Tara, Rohan's senior disciple, the girl whose clarity of thought had made her stand out among the younger students at the dojo.</w:t>
-      </w:r>
-    </w:p>
-    <w:p>
-      <w:r>
-        <w:t>Rohan stared at him. Master Vayun had never been introduced to Tara. He had not attended her lessons. He had not watched her spar, corrected her stance, or heard the questions she asked after the others had gone. Yet he spoke her name with the quiet certainty of someone who had already measured the shape of her mind.</w:t>
+        <w:t>"I am a great admirer of Claudia," he said.</w:t>
+      </w:r>
+    </w:p>
+    <w:p>
+      <w:r>
+        <w:t>Rohan looked up. "Claudia?"</w:t>
+      </w:r>
+    </w:p>
+    <w:p>
+      <w:r>
+        <w:t>For one absurd second, he wondered whether the old master was speaking of a strategist, a commander, or some forgotten practitioner whose name he should have recognized. Then the answer arrived. Vayun meant Claudia — the five-year-old from the Little Dragon's class, the smallest child on the mat, who two evenings ago had stopped chasing the point, found the correct movement on her own, and earned the brown belt Rohan had tied at her waist himself.</w:t>
+      </w:r>
+    </w:p>
+    <w:p>
+      <w:r>
+        <w:t>Rohan stared at him. Master Vayun had never been introduced to Claudia. He had not attended her lessons. He had not watched her spar, corrected her stance, or seen her bow to Dev after losing an exchange. Yet he spoke her name with the quiet certainty of someone who had already measured the shape of her mind.</w:t>
       </w:r>
     </w:p>
     <w:p>
@@ -195,7 +200,7 @@
     </w:p>
     <w:p>
       <w:r>
-        <w:t>He lowered his eyes to the rice bowl, then realized he was being foolish. Blushing suggested embarrassment, and embarrassment suggested that he believed the praise belonged to him. The words belonged to Tara. If he accepted them as an honor, he also accepted the responsibility they carried.</w:t>
+        <w:t>He lowered his eyes to the rice bowl, then realized he was being foolish. Blushing suggested embarrassment, and embarrassment suggested that he believed the praise belonged to him. The words belonged to Claudia. If he accepted them as an honor, he also accepted the responsibility they carried.</w:t>
       </w:r>
     </w:p>
     <w:p>
@@ -480,6 +485,11 @@
     </w:p>
     <w:p>
       <w:r>
+        <w:t>It was not a correction, Rohan realized — it was a whetstone. He had named the virtue. The old master had named the exact instant in which the virtue lived or failed: not holding back before the cut, but ending cleanly after it.</w:t>
+      </w:r>
+    </w:p>
+    <w:p>
+      <w:r>
         <w:t>The Grandmaster set down her cup.</w:t>
       </w:r>
     </w:p>
@@ -500,7 +510,7 @@
     </w:p>
     <w:p>
       <w:r>
-        <w:t>He did not remove his ivory kimono. He did not stretch. He did not bow toward the officials seated around the hall. He simply positioned himself across from the Grandmaster, one foot slightly forward, hands open, spine loose.</w:t>
+        <w:t>He did not remove his ivory kimono. He did not stretch. He did not bow toward the officials seated around the hall — the bow belonged to the art, and of everyone present, only two people stood inside it. He walked to his mark, faced the Grandmaster, and bowed to her: the full, unhurried bow of one practitioner to another, the courtesy that outranked every title in the room. She returned it to the same depth. Then he simply settled into position, one foot slightly forward, hands open, spine loose.</w:t>
       </w:r>
     </w:p>
     <w:p>
@@ -680,7 +690,7 @@
     </w:p>
     <w:p>
       <w:r>
-        <w:t>"We have seen its pressure in altered records, unexplained permissions, redirected resources, and decisions that arrive before the danger they claim to answer. Elara has seen enough of the pattern to understand what it may do to the balance. If one gana gains control of the others through a power no institution can name, competition will become domination before anyone is willing to admit that the balance has failed."</w:t>
+        <w:t>"So far it has shown itself three times. A transfer that doubled in flight, which no one requested and no one granted. A signature of two letters that the system obeys without being able to say whom it is obeying. And during the Initiation, a calibration pushed to its ceiling through a monitor's console by a hand no inquiry has identified. Three instances, and each one explainable on its own — an error, an old authorization, a malfunction. That is what makes them dangerous. A power that can be explained away at every step does not have to hide. Elara has seen enough of the pattern to understand what it may do to the balance. If one gana gains control of the others through a power no institution can name, competition will become domination before anyone is willing to admit that the balance has failed."</w:t>
       </w:r>
     </w:p>
     <w:p>
@@ -690,6 +700,21 @@
     </w:p>
     <w:p>
       <w:r>
+        <w:t>She paused then, and for a moment seemed to weigh something she had decided long ago never to say aloud.</w:t>
+      </w:r>
+    </w:p>
+    <w:p>
+      <w:r>
+        <w:t>"This city has safeguards older than Ashoka," she said at last. "I will not tell you what they are, and you will not ask me. Perhaps they are already watching what we have seen. Perhaps they will act. But a Grandmaster who leaves the balance for someone else to keep has already failed her own house. If other hands are moving, let them move. Dhamma does not wait its turn."</w:t>
+      </w:r>
+    </w:p>
+    <w:p>
+      <w:r>
+        <w:t>Rohan understood that he had just been told something and denied it in the same breath. He filed the words away and did not ask.</w:t>
+      </w:r>
+    </w:p>
+    <w:p>
+      <w:r>
         <w:t>"I am glad you have already decided to help Elara," she continued. "Not because Ashoka should take Drona's place, and not because you should become an instrument of her judgment. She needs someone who can test what she sees without dismissing it, and act when the evidence requires action. The balance may depend on whether you are willing to stand between duty and obedience."</w:t>
       </w:r>
     </w:p>
@@ -805,7 +830,7 @@
     </w:p>
     <w:p>
       <w:r>
-        <w:t>On the walk back to his quarters, the last few days played through him in fragments: Elara's hand over the record, the three candidates marked UNASSIGNED, the separation order that had followed, and the library transfer authorized under the letters OG. Each clue pointed toward a design larger than any single administrative decision, but none yet revealed who was moving the pieces or why.</w:t>
+        <w:t>On the walk back to his quarters, the last few days played through him in fragments: Elara's hand over the record, the three candidates marked UNASSIGNED, the separation order that had followed, and the library transfer he had never seen with his own eyes — the one Elara had traced to a signing authority of two letters that no registry could name. Each clue pointed toward a design larger than any single administrative decision, but none yet revealed who was moving the pieces or why.</w:t>
       </w:r>
     </w:p>
     <w:p>
